--- a/testakten/arbeitsrecht-kuendigungsdrama-koerber-werk/13_entgelttransparenz_anfrage_und_antwort.docx
+++ b/testakten/arbeitsrecht-kuendigungsdrama-koerber-werk/13_entgelttransparenz_anfrage_und_antwort.docx
@@ -5,36 +5,48 @@
     <w:p>
       <w:pPr>
         <w:pStyle w:val="Heading1"/>
+        <w:spacing w:after="160" w:line="259" w:lineRule="auto"/>
       </w:pPr>
       <w:r>
         <w:rPr>
           <w:rFonts w:ascii="Times New Roman" w:hAnsi="Times New Roman"/>
+          <w:b/>
+          <w:sz w:val="28"/>
         </w:rPr>
         <w:t>EntgTranspG-Auskunftsersuchen und Antwort</w:t>
       </w:r>
     </w:p>
     <w:p>
       <w:pPr>
+        <w:spacing w:line="259" w:lineRule="auto" w:after="60"/>
         <w:jc w:val="left"/>
       </w:pPr>
       <w:r>
         <w:t>Dokumentation des Auskunftsverfahrens nach § 10 EntgTranspG sowie der Vergleichsgehalts-Analyse für den Equal-Pay-Anspruch.</w:t>
       </w:r>
     </w:p>
-    <w:p/>
+    <w:p>
+      <w:pPr>
+        <w:spacing w:line="259" w:lineRule="auto" w:after="60"/>
+      </w:pPr>
+    </w:p>
     <w:p>
       <w:pPr>
         <w:pStyle w:val="Heading2"/>
+        <w:spacing w:before="120" w:after="60" w:line="259" w:lineRule="auto"/>
       </w:pPr>
       <w:r>
         <w:rPr>
           <w:rFonts w:ascii="Times New Roman" w:hAnsi="Times New Roman"/>
+          <w:b/>
+          <w:sz w:val="22"/>
         </w:rPr>
         <w:t>1. Auskunftsersuchen vom 04.03.2024</w:t>
       </w:r>
     </w:p>
     <w:p>
       <w:pPr>
+        <w:spacing w:line="259" w:lineRule="auto" w:after="60"/>
         <w:jc w:val="left"/>
       </w:pPr>
       <w:r>
@@ -43,33 +55,42 @@
     </w:p>
     <w:p>
       <w:pPr>
+        <w:spacing w:before="120" w:after="60" w:line="259" w:lineRule="auto"/>
         <w:jc w:val="left"/>
       </w:pPr>
       <w:r>
         <w:rPr>
+          <w:rFonts w:ascii="Times New Roman" w:hAnsi="Times New Roman"/>
           <w:b/>
+          <w:sz w:val="22"/>
         </w:rPr>
         <w:t>Wortlaut der Anfrage (Auszug):</w:t>
       </w:r>
     </w:p>
     <w:p>
       <w:pPr>
+        <w:spacing w:before="120" w:after="60" w:line="259" w:lineRule="auto"/>
         <w:ind w:left="567"/>
       </w:pPr>
       <w:r>
         <w:rPr>
+          <w:rFonts w:ascii="Times New Roman" w:hAnsi="Times New Roman"/>
+          <w:b/>
           <w:i/>
+          <w:sz w:val="22"/>
         </w:rPr>
         <w:t>Sehr geehrter Herr Branitz,</w:t>
       </w:r>
     </w:p>
     <w:p>
       <w:pPr>
+        <w:spacing w:line="259" w:lineRule="auto" w:after="60"/>
         <w:ind w:left="567"/>
       </w:pPr>
     </w:p>
     <w:p>
       <w:pPr>
+        <w:spacing w:line="259" w:lineRule="auto" w:after="60"/>
         <w:ind w:left="567"/>
       </w:pPr>
       <w:r>
@@ -81,11 +102,13 @@
     </w:p>
     <w:p>
       <w:pPr>
+        <w:spacing w:line="259" w:lineRule="auto" w:after="60"/>
         <w:ind w:left="567"/>
       </w:pPr>
     </w:p>
     <w:p>
       <w:pPr>
+        <w:spacing w:line="259" w:lineRule="auto" w:after="60"/>
         <w:ind w:left="567"/>
       </w:pPr>
       <w:r>
@@ -97,11 +120,13 @@
     </w:p>
     <w:p>
       <w:pPr>
+        <w:spacing w:line="259" w:lineRule="auto" w:after="60"/>
         <w:ind w:left="567"/>
       </w:pPr>
     </w:p>
     <w:p>
       <w:pPr>
+        <w:spacing w:line="259" w:lineRule="auto" w:after="60"/>
         <w:ind w:left="567"/>
       </w:pPr>
       <w:r>
@@ -113,11 +138,13 @@
     </w:p>
     <w:p>
       <w:pPr>
+        <w:spacing w:line="259" w:lineRule="auto" w:after="60"/>
         <w:ind w:left="567"/>
       </w:pPr>
     </w:p>
     <w:p>
       <w:pPr>
+        <w:spacing w:line="259" w:lineRule="auto" w:after="60"/>
         <w:ind w:left="567"/>
       </w:pPr>
       <w:r>
@@ -129,6 +156,7 @@
     </w:p>
     <w:p>
       <w:pPr>
+        <w:spacing w:line="259" w:lineRule="auto" w:after="60"/>
         <w:ind w:left="567"/>
       </w:pPr>
       <w:r>
@@ -138,10 +166,15 @@
         <w:t>04.03.2024</w:t>
       </w:r>
     </w:p>
-    <w:p/>
+    <w:p>
+      <w:pPr>
+        <w:spacing w:line="259" w:lineRule="auto" w:after="60"/>
+      </w:pPr>
+    </w:p>
     <w:p>
       <w:pPr>
         <w:pStyle w:val="Heading2"/>
+        <w:spacing w:line="259" w:lineRule="auto" w:after="60"/>
       </w:pPr>
       <w:r>
         <w:rPr>
@@ -152,6 +185,7 @@
     </w:p>
     <w:p>
       <w:pPr>
+        <w:spacing w:line="259" w:lineRule="auto" w:after="60"/>
         <w:ind w:left="567"/>
       </w:pPr>
       <w:r>
@@ -161,10 +195,15 @@
         <w:t>„Ihre Anfrage ist eingegangen. Wir werden diese prüfen und Ihnen fristgerecht antworten."</w:t>
       </w:r>
     </w:p>
-    <w:p/>
+    <w:p>
+      <w:pPr>
+        <w:spacing w:line="259" w:lineRule="auto" w:after="60"/>
+      </w:pPr>
+    </w:p>
     <w:p>
       <w:pPr>
         <w:pStyle w:val="Heading2"/>
+        <w:spacing w:line="259" w:lineRule="auto" w:after="60"/>
       </w:pPr>
       <w:r>
         <w:rPr>
@@ -175,6 +214,7 @@
     </w:p>
     <w:p>
       <w:pPr>
+        <w:spacing w:line="259" w:lineRule="auto" w:after="60"/>
         <w:jc w:val="left"/>
       </w:pPr>
       <w:r>
@@ -183,6 +223,7 @@
     </w:p>
     <w:p>
       <w:pPr>
+        <w:spacing w:line="259" w:lineRule="auto" w:after="60"/>
         <w:jc w:val="left"/>
       </w:pPr>
       <w:r>
@@ -194,6 +235,7 @@
     </w:p>
     <w:p>
       <w:pPr>
+        <w:spacing w:line="259" w:lineRule="auto" w:after="60"/>
         <w:ind w:left="567"/>
       </w:pPr>
       <w:r>
@@ -205,11 +247,13 @@
     </w:p>
     <w:p>
       <w:pPr>
+        <w:spacing w:line="259" w:lineRule="auto" w:after="60"/>
         <w:ind w:left="567"/>
       </w:pPr>
     </w:p>
     <w:p>
       <w:pPr>
+        <w:spacing w:line="259" w:lineRule="auto" w:after="60"/>
         <w:ind w:left="567"/>
       </w:pPr>
       <w:r>
@@ -221,11 +265,13 @@
     </w:p>
     <w:p>
       <w:pPr>
+        <w:spacing w:line="259" w:lineRule="auto" w:after="60"/>
         <w:ind w:left="567"/>
       </w:pPr>
     </w:p>
     <w:p>
       <w:pPr>
+        <w:spacing w:line="259" w:lineRule="auto" w:after="60"/>
         <w:ind w:left="567"/>
       </w:pPr>
       <w:r>
@@ -237,11 +283,13 @@
     </w:p>
     <w:p>
       <w:pPr>
+        <w:spacing w:line="259" w:lineRule="auto" w:after="60"/>
         <w:ind w:left="567"/>
       </w:pPr>
     </w:p>
     <w:p>
       <w:pPr>
+        <w:spacing w:line="259" w:lineRule="auto" w:after="60"/>
         <w:ind w:left="567"/>
       </w:pPr>
       <w:r>
@@ -253,6 +301,7 @@
     </w:p>
     <w:p>
       <w:pPr>
+        <w:spacing w:line="259" w:lineRule="auto" w:after="60"/>
         <w:ind w:left="567"/>
       </w:pPr>
       <w:r>
@@ -265,11 +314,13 @@
     </w:p>
     <w:p>
       <w:pPr>
+        <w:spacing w:line="259" w:lineRule="auto" w:after="60"/>
         <w:ind w:left="567"/>
       </w:pPr>
     </w:p>
     <w:p>
       <w:pPr>
+        <w:spacing w:line="259" w:lineRule="auto" w:after="60"/>
         <w:ind w:left="567"/>
       </w:pPr>
       <w:r>
@@ -281,11 +332,13 @@
     </w:p>
     <w:p>
       <w:pPr>
+        <w:spacing w:line="259" w:lineRule="auto" w:after="60"/>
         <w:ind w:left="567"/>
       </w:pPr>
     </w:p>
     <w:p>
       <w:pPr>
+        <w:spacing w:line="259" w:lineRule="auto" w:after="60"/>
         <w:ind w:left="567"/>
       </w:pPr>
       <w:r>
@@ -297,6 +350,7 @@
     </w:p>
     <w:p>
       <w:pPr>
+        <w:spacing w:line="259" w:lineRule="auto" w:after="60"/>
         <w:ind w:left="567"/>
       </w:pPr>
       <w:r>
@@ -306,10 +360,15 @@
         <w:t>Holger Branitz</w:t>
       </w:r>
     </w:p>
-    <w:p/>
+    <w:p>
+      <w:pPr>
+        <w:spacing w:line="259" w:lineRule="auto" w:after="60"/>
+      </w:pPr>
+    </w:p>
     <w:p>
       <w:pPr>
         <w:pStyle w:val="Heading2"/>
+        <w:spacing w:line="259" w:lineRule="auto" w:after="60"/>
       </w:pPr>
       <w:r>
         <w:rPr>
@@ -321,6 +380,7 @@
     <w:p>
       <w:pPr>
         <w:pStyle w:val="Heading3"/>
+        <w:spacing w:line="259" w:lineRule="auto" w:after="60"/>
       </w:pPr>
       <w:r>
         <w:rPr>
@@ -331,6 +391,7 @@
     </w:p>
     <w:p>
       <w:pPr>
+        <w:spacing w:line="259" w:lineRule="auto" w:after="60"/>
         <w:jc w:val="left"/>
       </w:pPr>
       <w:r>
@@ -348,6 +409,7 @@
     </w:p>
     <w:p>
       <w:pPr>
+        <w:spacing w:line="259" w:lineRule="auto" w:after="60"/>
         <w:jc w:val="left"/>
       </w:pPr>
       <w:r>
@@ -357,6 +419,7 @@
     <w:p>
       <w:pPr>
         <w:pStyle w:val="Heading3"/>
+        <w:spacing w:line="259" w:lineRule="auto" w:after="60"/>
       </w:pPr>
       <w:r>
         <w:rPr>
@@ -367,6 +430,7 @@
     </w:p>
     <w:p>
       <w:pPr>
+        <w:spacing w:line="259" w:lineRule="auto" w:after="60"/>
         <w:jc w:val="left"/>
       </w:pPr>
       <w:r>
@@ -375,6 +439,7 @@
     </w:p>
     <w:p>
       <w:pPr>
+        <w:spacing w:line="259" w:lineRule="auto" w:after="60"/>
         <w:jc w:val="left"/>
       </w:pPr>
       <w:r>
@@ -383,6 +448,7 @@
     </w:p>
     <w:p>
       <w:pPr>
+        <w:spacing w:line="259" w:lineRule="auto" w:after="60"/>
         <w:jc w:val="left"/>
       </w:pPr>
       <w:r>
@@ -391,6 +457,7 @@
     </w:p>
     <w:p>
       <w:pPr>
+        <w:spacing w:line="259" w:lineRule="auto" w:after="60"/>
         <w:jc w:val="left"/>
       </w:pPr>
       <w:r>
@@ -409,6 +476,7 @@
     <w:p>
       <w:pPr>
         <w:pStyle w:val="Heading3"/>
+        <w:spacing w:line="259" w:lineRule="auto" w:after="60"/>
       </w:pPr>
       <w:r>
         <w:rPr>
@@ -419,6 +487,7 @@
     </w:p>
     <w:p>
       <w:pPr>
+        <w:spacing w:line="259" w:lineRule="auto" w:after="60"/>
         <w:jc w:val="left"/>
       </w:pPr>
       <w:r>
@@ -427,6 +496,7 @@
     </w:p>
     <w:p>
       <w:pPr>
+        <w:spacing w:line="259" w:lineRule="auto" w:after="60"/>
         <w:jc w:val="left"/>
       </w:pPr>
       <w:r>
@@ -436,6 +506,7 @@
     <w:p>
       <w:pPr>
         <w:pStyle w:val="ListBullet"/>
+        <w:spacing w:line="259" w:lineRule="auto" w:after="60"/>
       </w:pPr>
       <w:r>
         <w:t>Identische Stellenbeschreibung (belegt durch Aktenstück 04)</w:t>
@@ -444,6 +515,7 @@
     <w:p>
       <w:pPr>
         <w:pStyle w:val="ListBullet"/>
+        <w:spacing w:line="259" w:lineRule="auto" w:after="60"/>
       </w:pPr>
       <w:r>
         <w:t>Vorgänger männlich, Nachfolgerin weiblich, erhebliches Gehalts-Delta</w:t>
@@ -452,6 +524,7 @@
     <w:p>
       <w:pPr>
         <w:pStyle w:val="ListBullet"/>
+        <w:spacing w:line="259" w:lineRule="auto" w:after="60"/>
       </w:pPr>
       <w:r>
         <w:t>EntgTranspG-Median der Vergleichsgruppe liegt über Körbers Vergütung</w:t>
@@ -460,6 +533,7 @@
     <w:p>
       <w:pPr>
         <w:pStyle w:val="ListBullet"/>
+        <w:spacing w:line="259" w:lineRule="auto" w:after="60"/>
       </w:pPr>
       <w:r>
         <w:t>Keine sachlichen Unterschiede in Qualifikation und Verantwortungsumfang ersichtlich</w:t>
@@ -467,6 +541,7 @@
     </w:p>
     <w:p>
       <w:pPr>
+        <w:spacing w:line="259" w:lineRule="auto" w:after="60"/>
         <w:jc w:val="left"/>
       </w:pPr>
       <w:r>
@@ -476,6 +551,7 @@
     <w:p>
       <w:pPr>
         <w:pStyle w:val="Heading3"/>
+        <w:spacing w:line="259" w:lineRule="auto" w:after="60"/>
       </w:pPr>
       <w:r>
         <w:rPr>
@@ -486,6 +562,7 @@
     </w:p>
     <w:p>
       <w:pPr>
+        <w:spacing w:line="259" w:lineRule="auto" w:after="60"/>
         <w:jc w:val="left"/>
       </w:pPr>
       <w:r>
@@ -494,6 +571,7 @@
     </w:p>
     <w:p>
       <w:pPr>
+        <w:spacing w:line="259" w:lineRule="auto" w:after="60"/>
         <w:jc w:val="left"/>
       </w:pPr>
       <w:r>
@@ -503,10 +581,15 @@
         <w:t>RA Dr. Jonas Reuß, 05.06.2025</w:t>
       </w:r>
     </w:p>
-    <w:p/>
+    <w:p>
+      <w:pPr>
+        <w:spacing w:line="259" w:lineRule="auto" w:after="60"/>
+      </w:pPr>
+    </w:p>
     <w:p>
       <w:pPr>
         <w:pStyle w:val="Heading2"/>
+        <w:spacing w:line="259" w:lineRule="auto" w:after="60"/>
       </w:pPr>
       <w:r>
         <w:rPr>
@@ -1054,6 +1137,7 @@
     </w:tbl>
     <w:p>
       <w:pPr>
+        <w:spacing w:line="259" w:lineRule="auto" w:after="60"/>
         <w:jc w:val="left"/>
       </w:pPr>
       <w:r>
@@ -1061,13 +1145,58 @@
       </w:r>
     </w:p>
     <w:sectPr>
+      <w:headerReference w:type="default" r:id="rId9"/>
+      <w:footerReference w:type="default" r:id="rId10"/>
       <w:pgSz w:w="11906" w:h="16838"/>
-      <w:pgMar w:top="1417" w:right="1417" w:bottom="1417" w:left="1417" w:header="720" w:footer="720" w:gutter="0"/>
+      <w:pgMar w:top="1191" w:right="1247" w:bottom="1134" w:left="1361" w:header="720" w:footer="720" w:gutter="0"/>
       <w:cols w:space="720"/>
       <w:docGrid w:linePitch="360"/>
     </w:sectPr>
   </w:body>
 </w:document>
+</file>
+
+<file path=word/footer1.xml><?xml version="1.0" encoding="utf-8"?>
+<w:ftr xmlns:m="http://schemas.openxmlformats.org/officeDocument/2006/math" xmlns:mc="http://schemas.openxmlformats.org/markup-compatibility/2006" xmlns:mo="http://schemas.microsoft.com/office/mac/office/2008/main" xmlns:mv="urn:schemas-microsoft-com:mac:vml" xmlns:o="urn:schemas-microsoft-com:office:office" xmlns:r="http://schemas.openxmlformats.org/officeDocument/2006/relationships" xmlns:v="urn:schemas-microsoft-com:vml" xmlns:w10="urn:schemas-microsoft-com:office:word" xmlns:w14="http://schemas.microsoft.com/office/word/2010/wordml" xmlns:w="http://schemas.openxmlformats.org/wordprocessingml/2006/main" xmlns:wne="http://schemas.microsoft.com/office/word/2006/wordml" xmlns:wp14="http://schemas.microsoft.com/office/word/2010/wordprocessingDrawing" xmlns:wp="http://schemas.openxmlformats.org/drawingml/2006/wordprocessingDrawing" xmlns:wpc="http://schemas.microsoft.com/office/word/2010/wordprocessingCanvas" xmlns:wpg="http://schemas.microsoft.com/office/word/2010/wordprocessingGroup" xmlns:wpi="http://schemas.microsoft.com/office/word/2010/wordprocessingInk" xmlns:wps="http://schemas.microsoft.com/office/word/2010/wordprocessingShape" mc:Ignorable="w14 wp14">
+  <w:p>
+    <w:pPr>
+      <w:pStyle w:val="Footer"/>
+      <w:jc w:val="left"/>
+    </w:pPr>
+    <w:r/>
+    <w:r>
+      <w:rPr>
+        <w:rFonts w:ascii="Times New Roman" w:hAnsi="Times New Roman"/>
+        <w:b w:val="0"/>
+        <w:color w:val="777777"/>
+        <w:sz w:val="17"/>
+      </w:rPr>
+      <w:t>Vertraulich | Bearbeitungsstand Juli 2026 | nur zur Aktenbearbeitung</w:t>
+    </w:r>
+  </w:p>
+</w:ftr>
+</file>
+
+<file path=word/header1.xml><?xml version="1.0" encoding="utf-8"?>
+<w:hdr xmlns:m="http://schemas.openxmlformats.org/officeDocument/2006/math" xmlns:mc="http://schemas.openxmlformats.org/markup-compatibility/2006" xmlns:mo="http://schemas.microsoft.com/office/mac/office/2008/main" xmlns:mv="urn:schemas-microsoft-com:mac:vml" xmlns:o="urn:schemas-microsoft-com:office:office" xmlns:r="http://schemas.openxmlformats.org/officeDocument/2006/relationships" xmlns:v="urn:schemas-microsoft-com:vml" xmlns:w10="urn:schemas-microsoft-com:office:word" xmlns:w14="http://schemas.microsoft.com/office/word/2010/wordml" xmlns:w="http://schemas.openxmlformats.org/wordprocessingml/2006/main" xmlns:wne="http://schemas.microsoft.com/office/word/2006/wordml" xmlns:wp14="http://schemas.microsoft.com/office/word/2010/wordprocessingDrawing" xmlns:wp="http://schemas.openxmlformats.org/drawingml/2006/wordprocessingDrawing" xmlns:wpc="http://schemas.microsoft.com/office/word/2010/wordprocessingCanvas" xmlns:wpg="http://schemas.microsoft.com/office/word/2010/wordprocessingGroup" xmlns:wpi="http://schemas.microsoft.com/office/word/2010/wordprocessingInk" xmlns:wps="http://schemas.microsoft.com/office/word/2010/wordprocessingShape" mc:Ignorable="w14 wp14">
+  <w:p>
+    <w:pPr>
+      <w:pStyle w:val="Header"/>
+      <w:jc w:val="left"/>
+    </w:pPr>
+    <w:r/>
+    <w:r>
+      <w:rPr>
+        <w:rFonts w:ascii="Times New Roman" w:hAnsi="Times New Roman"/>
+        <w:b w:val="0"/>
+        <w:i w:val="0"/>
+        <w:color w:val="666666"/>
+        <w:sz w:val="17"/>
+      </w:rPr>
+      <w:t>Klotzkette Rechtsanwaltsgesellschaft mbH | Arbeitsrechtliche Mandatsakte | Bearbeitungsstand Juli 2026</w:t>
+    </w:r>
+  </w:p>
+</w:hdr>
 </file>
 
 <file path=word/numbering.xml><?xml version="1.0" encoding="utf-8"?>
@@ -1784,11 +1913,12 @@
       <w:contextualSpacing/>
     </w:pPr>
     <w:rPr>
-      <w:rFonts w:asciiTheme="majorHAnsi" w:eastAsiaTheme="majorEastAsia" w:hAnsiTheme="majorHAnsi" w:cstheme="majorBidi"/>
+      <w:rFonts w:asciiTheme="majorHAnsi" w:eastAsiaTheme="majorEastAsia" w:hAnsiTheme="majorHAnsi" w:cstheme="majorBidi" w:ascii="Times New Roman" w:hAnsi="Times New Roman"/>
+      <w:b/>
       <w:color w:val="17365D" w:themeColor="text2" w:themeShade="BF"/>
       <w:spacing w:val="5"/>
       <w:kern w:val="28"/>
-      <w:sz w:val="52"/>
+      <w:sz w:val="30"/>
       <w:szCs w:val="52"/>
     </w:rPr>
   </w:style>
